--- a/vertrag/10_AnlageE_Kauflizenz.docx
+++ b/vertrag/10_AnlageE_Kauflizenz.docx
@@ -517,7 +517,7 @@
           <w:sz w:val="21"/>
           <w:szCs w:val="21"/>
         </w:rPr>
-        <w:t xml:space="preserve">Lieferform: [von Max zu entscheiden – Quelltext oder fertige, signierte Abbilder]. Rechte an wiederverwendbaren Bestandteilen, Werkzeugen und Kenntnissen von NexAI bleiben bei NexAI (§ 10 Abs. (1) des Rahmenvertrags).</w:t>
+        <w:t xml:space="preserve">Lieferform: NexAI liefert die Anwendung als fertige, von NexAI signierte Programmpakete [setzt voraus: Update-Weg für Kundeninstallationen]; einen Anspruch auf Überlassung des Quelltextes hat der Kunde nicht. Rechte an wiederverwendbaren Bestandteilen, Werkzeugen und Kenntnissen von NexAI bleiben bei NexAI (§ 10 Abs. (1) des Rahmenvertrags).</w:t>
       </w:r>
     </w:p>
     <w:p>

--- a/vertrag/10_AnlageE_Kauflizenz.docx
+++ b/vertrag/10_AnlageE_Kauflizenz.docx
@@ -119,7 +119,7 @@
           <w:sz w:val="21"/>
           <w:szCs w:val="21"/>
         </w:rPr>
-        <w:t xml:space="preserve">, Untere Bergstraße 13, 74586 Frankenhardt-Honhardt, vertreten durch die Gesellschafter Maximilian Trenk und Jason Brian Merklein (nachfolgend "NexAI"), und dem im Auftragsformular bezeichneten Kunden (nachfolgend "Kunde").</w:t>
+        <w:t xml:space="preserve">, Untere Bergstraße 13, 74586 Frankenhardt-Honhardt, vertreten durch die Gesellschafter Maximilian Trenk und Jason Brian Merklein, jeder allein (§ 720 Abs. 2 BGB), oder durch eine bevollmächtigte Person (Ziffer 16 des Leistungsscheins) (nachfolgend "NexAI"), und dem im Auftragsformular bezeichneten Kunden (nachfolgend "Kunde").</w:t>
       </w:r>
     </w:p>
     <w:p>
@@ -1690,14 +1690,13 @@
         </w:tblBorders>
       </w:tblPr>
       <w:tblGrid>
-        <w:gridCol w:w="3135"/>
-        <w:gridCol w:w="3135"/>
-        <w:gridCol w:w="3135"/>
+        <w:gridCol w:w="4703"/>
+        <w:gridCol w:w="4703"/>
       </w:tblGrid>
       <w:tr>
         <w:tc>
           <w:tcPr>
-            <w:tcW w:type="dxa" w:w="3135"/>
+            <w:tcW w:type="dxa" w:w="4703"/>
             <w:tcBorders>
               <w:top w:val="none" w:color="FFFFFF" w:sz="0"/>
               <w:left w:val="none" w:color="FFFFFF" w:sz="0"/>
@@ -1788,110 +1787,13 @@
                 <w:sz w:val="18"/>
                 <w:szCs w:val="18"/>
               </w:rPr>
-              <w:t xml:space="preserve">Maximilian Trenk (Gesellschafter)</w:t>
+              <w:t xml:space="preserve">Name (Gesellschafter)</w:t>
             </w:r>
           </w:p>
         </w:tc>
         <w:tc>
           <w:tcPr>
-            <w:tcW w:type="dxa" w:w="3135"/>
-            <w:tcBorders>
-              <w:top w:val="none" w:color="FFFFFF" w:sz="0"/>
-              <w:left w:val="none" w:color="FFFFFF" w:sz="0"/>
-              <w:bottom w:val="none" w:color="FFFFFF" w:sz="0"/>
-              <w:right w:val="none" w:color="FFFFFF" w:sz="0"/>
-            </w:tcBorders>
-            <w:tcMar>
-              <w:top w:type="dxa" w:w="60"/>
-              <w:right w:type="dxa" w:w="160"/>
-            </w:tcMar>
-          </w:tcPr>
-          <w:p>
-            <w:pPr>
-              <w:spacing w:after="0"/>
-            </w:pPr>
-            <w:r>
-              <w:rPr>
-                <w:rFonts w:ascii="Arial" w:cs="Arial" w:eastAsia="Arial" w:hAnsi="Arial"/>
-                <w:b/>
-                <w:bCs/>
-                <w:i w:val="false"/>
-                <w:iCs w:val="false"/>
-                <w:color w:val="0B0B0F"/>
-                <w:sz w:val="19"/>
-                <w:szCs w:val="19"/>
-              </w:rPr>
-              <w:t xml:space="preserve">Für NexAI</w:t>
-            </w:r>
-          </w:p>
-          <w:p>
-            <w:pPr>
-              <w:pBdr>
-                <w:bottom w:val="single" w:color="9CA3AF" w:sz="6" w:space="2"/>
-              </w:pBdr>
-              <w:spacing w:after="0" w:before="360"/>
-            </w:pPr>
-            <w:r>
-              <w:rPr>
-                <w:sz w:val="2"/>
-                <w:szCs w:val="2"/>
-              </w:rPr>
-              <w:t xml:space="preserve"/>
-            </w:r>
-          </w:p>
-          <w:p>
-            <w:pPr>
-              <w:spacing w:after="20"/>
-            </w:pPr>
-            <w:r>
-              <w:rPr>
-                <w:rFonts w:ascii="Arial" w:cs="Arial" w:eastAsia="Arial" w:hAnsi="Arial"/>
-                <w:b w:val="false"/>
-                <w:bCs w:val="false"/>
-                <w:i w:val="false"/>
-                <w:iCs w:val="false"/>
-                <w:color w:val="6B7280"/>
-                <w:sz w:val="18"/>
-                <w:szCs w:val="18"/>
-              </w:rPr>
-              <w:t xml:space="preserve">Ort, Datum</w:t>
-            </w:r>
-          </w:p>
-          <w:p>
-            <w:pPr>
-              <w:spacing w:after="20"/>
-            </w:pPr>
-            <w:r>
-              <w:rPr>
-                <w:rFonts w:ascii="Arial" w:cs="Arial" w:eastAsia="Arial" w:hAnsi="Arial"/>
-                <w:sz w:val="18"/>
-                <w:szCs w:val="18"/>
-              </w:rPr>
-              <w:t xml:space="preserve"/>
-            </w:r>
-          </w:p>
-          <w:p>
-            <w:pPr>
-              <w:spacing w:after="20"/>
-            </w:pPr>
-            <w:r>
-              <w:rPr>
-                <w:rFonts w:ascii="Arial" w:cs="Arial" w:eastAsia="Arial" w:hAnsi="Arial"/>
-                <w:b w:val="false"/>
-                <w:bCs w:val="false"/>
-                <w:i w:val="false"/>
-                <w:iCs w:val="false"/>
-                <w:color w:val="1A1A1A"/>
-                <w:sz w:val="18"/>
-                <w:szCs w:val="18"/>
-              </w:rPr>
-              <w:t xml:space="preserve">Jason Brian Merklein (Gesellschafter)</w:t>
-            </w:r>
-          </w:p>
-        </w:tc>
-        <w:tc>
-          <w:tcPr>
-            <w:tcW w:type="dxa" w:w="3135"/>
+            <w:tcW w:type="dxa" w:w="4703"/>
             <w:tcBorders>
               <w:top w:val="none" w:color="FFFFFF" w:sz="0"/>
               <w:left w:val="none" w:color="FFFFFF" w:sz="0"/>

--- a/vertrag/10_AnlageE_Kauflizenz.docx
+++ b/vertrag/10_AnlageE_Kauflizenz.docx
@@ -1787,7 +1787,7 @@
                 <w:sz w:val="18"/>
                 <w:szCs w:val="18"/>
               </w:rPr>
-              <w:t xml:space="preserve">Name (Gesellschafter)</w:t>
+              <w:t xml:space="preserve">Name, Funktion (Gesellschafter oder Vertriebsleitung in Vollmacht für NexAI)</w:t>
             </w:r>
           </w:p>
         </w:tc>
